--- a/public/resume/generated/rahul-mitra-civic-tech-solution-architect-2026-07.docx
+++ b/public/resume/generated/rahul-mitra-civic-tech-solution-architect-2026-07.docx
@@ -138,7 +138,7 @@
         <w:rPr>
           <w:sz w:val="17"/>
         </w:rPr>
-        <w:t>- Ranked 1st of 24 students in 3D Computer Vision (AY2025/26 Semester 2), earning the NUS School of Computing Certificate of Outstanding Performance.</w:t>
+        <w:t>- Ranked 1st of 24 students in 3D Computer Vision (AY25/26 Sem 2), earning the School of Computing Certificate of Outstanding Performance.</w:t>
       </w:r>
     </w:p>
     <w:p>

--- a/public/resume/generated/rahul-mitra-civic-tech-solution-architect-2026-07.docx
+++ b/public/resume/generated/rahul-mitra-civic-tech-solution-architect-2026-07.docx
@@ -220,67 +220,6 @@
           <w:color w:val="111827"/>
           <w:sz w:val="18"/>
         </w:rPr>
-        <w:t xml:space="preserve">Software Engineer (Citizen Developer), People's Association</w:t>
-      </w:r>
-      <w:r>
-        <w:rPr>
-          <w:b/>
-          <w:color w:val="374151"/>
-          <w:sz w:val="18"/>
-        </w:rPr>
-        <w:tab/>
-        <w:t xml:space="preserve">Sep 2025 - Present</w:t>
-      </w:r>
-    </w:p>
-    <w:p>
-      <w:pPr>
-        <w:spacing w:after="7" w:line="240" w:lineRule="auto"/>
-        <w:ind w:left="230" w:hanging="173"/>
-      </w:pPr>
-      <w:r>
-        <w:rPr>
-          <w:sz w:val="17"/>
-        </w:rPr>
-        <w:t xml:space="preserve">- Built an end-to-end digital garden-plot balloting platform (admin and public-facing frontends, backend, GIS mapping, and deployment), now production-ready for national rollout across Singapore.</w:t>
-      </w:r>
-    </w:p>
-    <w:p>
-      <w:pPr>
-        <w:spacing w:after="7" w:line="240" w:lineRule="auto"/>
-        <w:ind w:left="230" w:hanging="173"/>
-      </w:pPr>
-      <w:r>
-        <w:rPr>
-          <w:sz w:val="17"/>
-        </w:rPr>
-        <w:t xml:space="preserve">- Integrated Singpass Login (OIDC) and Myinfo for passwordless authentication and consent-based retrieval of verified identity and registered address, automating resident eligibility checks.</w:t>
-      </w:r>
-    </w:p>
-    <w:p>
-      <w:pPr>
-        <w:spacing w:after="7" w:line="240" w:lineRule="auto"/>
-        <w:ind w:left="230" w:hanging="173"/>
-      </w:pPr>
-      <w:r>
-        <w:rPr>
-          <w:sz w:val="17"/>
-        </w:rPr>
-        <w:t xml:space="preserve">- Led deployment planning, multi-repo coordination, and technical project management across product, engineering, and operations stakeholders; awarded the S$20,000 Sparks Community Innovation Fund.</w:t>
-      </w:r>
-    </w:p>
-    <w:p>
-      <w:pPr>
-        <w:tabs>
-          <w:tab w:pos="9576" w:val="right"/>
-        </w:tabs>
-        <w:spacing w:before="36" w:after="0"/>
-      </w:pPr>
-      <w:r>
-        <w:rPr>
-          <w:b/>
-          <w:color w:val="111827"/>
-          <w:sz w:val="18"/>
-        </w:rPr>
         <w:t xml:space="preserve">Operational AI Systems &amp; Data Engineer (Contract), Abbott Laboratories Singapore Pte Ltd</w:t>
       </w:r>
       <w:r>
@@ -368,6 +307,67 @@
     </w:p>
     <w:p>
       <w:pPr>
+        <w:tabs>
+          <w:tab w:pos="9576" w:val="right"/>
+        </w:tabs>
+        <w:spacing w:before="36" w:after="0"/>
+      </w:pPr>
+      <w:r>
+        <w:rPr>
+          <w:b/>
+          <w:color w:val="111827"/>
+          <w:sz w:val="18"/>
+        </w:rPr>
+        <w:t xml:space="preserve">Software Engineer (Citizen Developer), People's Association</w:t>
+      </w:r>
+      <w:r>
+        <w:rPr>
+          <w:b/>
+          <w:color w:val="374151"/>
+          <w:sz w:val="18"/>
+        </w:rPr>
+        <w:tab/>
+        <w:t xml:space="preserve">Sep 2025 - Present</w:t>
+      </w:r>
+    </w:p>
+    <w:p>
+      <w:pPr>
+        <w:spacing w:after="7" w:line="240" w:lineRule="auto"/>
+        <w:ind w:left="230" w:hanging="173"/>
+      </w:pPr>
+      <w:r>
+        <w:rPr>
+          <w:sz w:val="17"/>
+        </w:rPr>
+        <w:t xml:space="preserve">- Built an end-to-end digital garden-plot balloting platform (admin and public-facing frontends, backend, GIS mapping, and deployment), now production-ready for national rollout across Singapore.</w:t>
+      </w:r>
+    </w:p>
+    <w:p>
+      <w:pPr>
+        <w:spacing w:after="7" w:line="240" w:lineRule="auto"/>
+        <w:ind w:left="230" w:hanging="173"/>
+      </w:pPr>
+      <w:r>
+        <w:rPr>
+          <w:sz w:val="17"/>
+        </w:rPr>
+        <w:t xml:space="preserve">- Integrated Singpass Login (OIDC) and Myinfo for passwordless authentication and consent-based retrieval of verified identity and registered address, automating resident eligibility checks.</w:t>
+      </w:r>
+    </w:p>
+    <w:p>
+      <w:pPr>
+        <w:spacing w:after="7" w:line="240" w:lineRule="auto"/>
+        <w:ind w:left="230" w:hanging="173"/>
+      </w:pPr>
+      <w:r>
+        <w:rPr>
+          <w:sz w:val="17"/>
+        </w:rPr>
+        <w:t xml:space="preserve">- Led deployment planning, multi-repo coordination, and technical project management across product, engineering, and operations stakeholders; awarded the S$20,000 Sparks Community Innovation Fund.</w:t>
+      </w:r>
+    </w:p>
+    <w:p>
+      <w:pPr>
         <w:spacing w:before="84" w:after="32"/>
         <w:pBdr>
           <w:bottom w:val="single" w:sz="4" w:space="1" w:color="111827"/>
@@ -381,6 +381,80 @@
           <w:sz w:val="20"/>
         </w:rPr>
         <w:t xml:space="preserve">SELECTED PROJECTS AND COMPETITIONS</w:t>
+      </w:r>
+    </w:p>
+    <w:p>
+      <w:pPr>
+        <w:tabs>
+          <w:tab w:pos="9576" w:val="right"/>
+        </w:tabs>
+        <w:spacing w:before="36" w:after="0"/>
+      </w:pPr>
+      <w:r>
+        <w:rPr>
+          <w:b/>
+          <w:color w:val="111827"/>
+          <w:sz w:val="18"/>
+        </w:rPr>
+        <w:t xml:space="preserve">Azure APC Web Simulator</w:t>
+      </w:r>
+      <w:r>
+        <w:rPr>
+          <w:b/>
+          <w:color w:val="374151"/>
+          <w:sz w:val="18"/>
+        </w:rPr>
+        <w:tab/>
+        <w:t xml:space="preserve">2026</w:t>
+      </w:r>
+    </w:p>
+    <w:p>
+      <w:pPr>
+        <w:spacing w:after="7" w:line="240" w:lineRule="auto"/>
+        <w:ind w:left="230" w:hanging="173"/>
+      </w:pPr>
+      <w:r>
+        <w:rPr>
+          <w:sz w:val="17"/>
+        </w:rPr>
+        <w:t xml:space="preserve">- Designed a cloud-hosted process-control simulation surface with Azure deployment, Docker packaging, CI/CD pipelines, and manufacturing stakeholder feedback loops.</w:t>
+      </w:r>
+    </w:p>
+    <w:p>
+      <w:pPr>
+        <w:tabs>
+          <w:tab w:pos="9576" w:val="right"/>
+        </w:tabs>
+        <w:spacing w:before="36" w:after="0"/>
+      </w:pPr>
+      <w:r>
+        <w:rPr>
+          <w:b/>
+          <w:color w:val="111827"/>
+          <w:sz w:val="18"/>
+        </w:rPr>
+        <w:t xml:space="preserve">Volt Pulse SG - SMU Hack For Cities Finalist</w:t>
+      </w:r>
+      <w:r>
+        <w:rPr>
+          <w:b/>
+          <w:color w:val="374151"/>
+          <w:sz w:val="18"/>
+        </w:rPr>
+        <w:tab/>
+        <w:t xml:space="preserve">Jan 2026</w:t>
+      </w:r>
+    </w:p>
+    <w:p>
+      <w:pPr>
+        <w:spacing w:after="7" w:line="240" w:lineRule="auto"/>
+        <w:ind w:left="230" w:hanging="173"/>
+      </w:pPr>
+      <w:r>
+        <w:rPr>
+          <w:sz w:val="17"/>
+        </w:rPr>
+        <w:t xml:space="preserve">- Reached Top 8 of 50+ teams with an agentic AI platform for HDB energy-cost tracking using SEALION embeddings, Supabase vector search, RRF routing, and scheduler-agent planning.</w:t>
       </w:r>
     </w:p>
     <w:p>
@@ -433,43 +507,6 @@
           <w:color w:val="111827"/>
           <w:sz w:val="18"/>
         </w:rPr>
-        <w:t xml:space="preserve">Volt Pulse SG - SMU Hack For Cities Finalist</w:t>
-      </w:r>
-      <w:r>
-        <w:rPr>
-          <w:b/>
-          <w:color w:val="374151"/>
-          <w:sz w:val="18"/>
-        </w:rPr>
-        <w:tab/>
-        <w:t xml:space="preserve">Jan 2026</w:t>
-      </w:r>
-    </w:p>
-    <w:p>
-      <w:pPr>
-        <w:spacing w:after="7" w:line="240" w:lineRule="auto"/>
-        <w:ind w:left="230" w:hanging="173"/>
-      </w:pPr>
-      <w:r>
-        <w:rPr>
-          <w:sz w:val="17"/>
-        </w:rPr>
-        <w:t xml:space="preserve">- Reached Top 8 of 50+ teams with an agentic AI platform for HDB energy-cost tracking using SEALION embeddings, Supabase vector search, RRF routing, and scheduler-agent planning.</w:t>
-      </w:r>
-    </w:p>
-    <w:p>
-      <w:pPr>
-        <w:tabs>
-          <w:tab w:pos="9576" w:val="right"/>
-        </w:tabs>
-        <w:spacing w:before="36" w:after="0"/>
-      </w:pPr>
-      <w:r>
-        <w:rPr>
-          <w:b/>
-          <w:color w:val="111827"/>
-          <w:sz w:val="18"/>
-        </w:rPr>
         <w:t xml:space="preserve">EthosLens - LifeHack 2025</w:t>
       </w:r>
       <w:r>
@@ -492,43 +529,6 @@
           <w:sz w:val="17"/>
         </w:rPr>
         <w:t xml:space="preserve">- Developed backend workflows for an AI research engine that scores brand ethics and sustainability practices using FastAPI, Python, LangChain, and automated evidence retrieval.</w:t>
-      </w:r>
-    </w:p>
-    <w:p>
-      <w:pPr>
-        <w:tabs>
-          <w:tab w:pos="9576" w:val="right"/>
-        </w:tabs>
-        <w:spacing w:before="36" w:after="0"/>
-      </w:pPr>
-      <w:r>
-        <w:rPr>
-          <w:b/>
-          <w:color w:val="111827"/>
-          <w:sz w:val="18"/>
-        </w:rPr>
-        <w:t xml:space="preserve">Azure APC Web Simulator</w:t>
-      </w:r>
-      <w:r>
-        <w:rPr>
-          <w:b/>
-          <w:color w:val="374151"/>
-          <w:sz w:val="18"/>
-        </w:rPr>
-        <w:tab/>
-        <w:t xml:space="preserve">2026</w:t>
-      </w:r>
-    </w:p>
-    <w:p>
-      <w:pPr>
-        <w:spacing w:after="7" w:line="240" w:lineRule="auto"/>
-        <w:ind w:left="230" w:hanging="173"/>
-      </w:pPr>
-      <w:r>
-        <w:rPr>
-          <w:sz w:val="17"/>
-        </w:rPr>
-        <w:t xml:space="preserve">- Designed a cloud-hosted process-control simulation surface with Azure deployment, Docker packaging, CI/CD pipelines, and manufacturing stakeholder feedback loops.</w:t>
       </w:r>
     </w:p>
     <w:p>
